--- a/lr4.docx
+++ b/lr4.docx
@@ -39,7 +39,25 @@
           <w:szCs w:val="24"/>
           <w:lang w:eastAsia="ru-RU"/>
         </w:rPr>
-        <w:t>ФГАОУ ВО «УрФУ имени первого Президента России Б.Н. Ельцина»</w:t>
+        <w:t>ФГАОУ ВО «</w:t>
+      </w:r>
+      <w:proofErr w:type="spellStart"/>
+      <w:r>
+        <w:rPr>
+          <w:rFonts w:eastAsia="Times New Roman" w:cs="Times New Roman"/>
+          <w:szCs w:val="24"/>
+          <w:lang w:eastAsia="ru-RU"/>
+        </w:rPr>
+        <w:t>УрФУ</w:t>
+      </w:r>
+      <w:proofErr w:type="spellEnd"/>
+      <w:r>
+        <w:rPr>
+          <w:rFonts w:eastAsia="Times New Roman" w:cs="Times New Roman"/>
+          <w:szCs w:val="24"/>
+          <w:lang w:eastAsia="ru-RU"/>
+        </w:rPr>
+        <w:t xml:space="preserve"> имени первого Президента России Б.Н. Ельцина»</w:t>
       </w:r>
     </w:p>
     <w:p>
@@ -688,11 +706,19 @@
           <w:lang w:eastAsia="ru-RU"/>
         </w:rPr>
       </w:pPr>
+      <w:proofErr w:type="spellStart"/>
       <w:r>
         <w:rPr>
           <w:lang w:val="en-US" w:eastAsia="ru-RU"/>
         </w:rPr>
-        <w:t>Pytest fixture</w:t>
+        <w:t>Pytest</w:t>
+      </w:r>
+      <w:proofErr w:type="spellEnd"/>
+      <w:r>
+        <w:rPr>
+          <w:lang w:val="en-US" w:eastAsia="ru-RU"/>
+        </w:rPr>
+        <w:t xml:space="preserve"> fixture</w:t>
       </w:r>
     </w:p>
     <w:p>
@@ -702,7 +728,15 @@
     </w:p>
     <w:p>
       <w:r>
-        <w:t>Добавлено поле stock_quantity в модель Product - теперь можно отслеживать количество товара на складе</w:t>
+        <w:t xml:space="preserve">Добавлено поле </w:t>
+      </w:r>
+      <w:proofErr w:type="spellStart"/>
+      <w:r>
+        <w:t>stock_quantity</w:t>
+      </w:r>
+      <w:proofErr w:type="spellEnd"/>
+      <w:r>
+        <w:t xml:space="preserve"> в модель Product - теперь можно отслеживать количество товара на складе</w:t>
       </w:r>
     </w:p>
     <w:p>
@@ -816,8 +850,30 @@
         <w:rPr>
           <w:lang w:val="en-US"/>
         </w:rPr>
-        <w:t>– product_repository, order_repository</w:t>
-      </w:r>
+        <w:t xml:space="preserve">– </w:t>
+      </w:r>
+      <w:proofErr w:type="spellStart"/>
+      <w:r>
+        <w:rPr>
+          <w:lang w:val="en-US"/>
+        </w:rPr>
+        <w:t>product_repository</w:t>
+      </w:r>
+      <w:proofErr w:type="spellEnd"/>
+      <w:r>
+        <w:rPr>
+          <w:lang w:val="en-US"/>
+        </w:rPr>
+        <w:t xml:space="preserve">, </w:t>
+      </w:r>
+      <w:proofErr w:type="spellStart"/>
+      <w:r>
+        <w:rPr>
+          <w:lang w:val="en-US"/>
+        </w:rPr>
+        <w:t>order_repository</w:t>
+      </w:r>
+      <w:proofErr w:type="spellEnd"/>
       <w:r>
         <w:rPr>
           <w:lang w:val="en-US"/>
@@ -1041,7 +1097,21 @@
         <w:rPr>
           <w:lang w:val="en-US"/>
         </w:rPr>
-        <w:t xml:space="preserve"> pytest fixture. </w:t>
+        <w:t xml:space="preserve"> </w:t>
+      </w:r>
+      <w:proofErr w:type="spellStart"/>
+      <w:r>
+        <w:rPr>
+          <w:lang w:val="en-US"/>
+        </w:rPr>
+        <w:t>pytest</w:t>
+      </w:r>
+      <w:proofErr w:type="spellEnd"/>
+      <w:r>
+        <w:rPr>
+          <w:lang w:val="en-US"/>
+        </w:rPr>
+        <w:t xml:space="preserve"> fixture. </w:t>
       </w:r>
       <w:r>
         <w:t>В</w:t>
@@ -1143,7 +1213,49 @@
         <w:rPr>
           <w:lang w:val="en-US"/>
         </w:rPr>
-        <w:t xml:space="preserve"> (user_repository, product_repository, order_repository), </w:t>
+        <w:t xml:space="preserve"> (</w:t>
+      </w:r>
+      <w:proofErr w:type="spellStart"/>
+      <w:r>
+        <w:rPr>
+          <w:lang w:val="en-US"/>
+        </w:rPr>
+        <w:t>user_repository</w:t>
+      </w:r>
+      <w:proofErr w:type="spellEnd"/>
+      <w:r>
+        <w:rPr>
+          <w:lang w:val="en-US"/>
+        </w:rPr>
+        <w:t xml:space="preserve">, </w:t>
+      </w:r>
+      <w:proofErr w:type="spellStart"/>
+      <w:r>
+        <w:rPr>
+          <w:lang w:val="en-US"/>
+        </w:rPr>
+        <w:t>product_repository</w:t>
+      </w:r>
+      <w:proofErr w:type="spellEnd"/>
+      <w:r>
+        <w:rPr>
+          <w:lang w:val="en-US"/>
+        </w:rPr>
+        <w:t xml:space="preserve">, </w:t>
+      </w:r>
+      <w:proofErr w:type="spellStart"/>
+      <w:r>
+        <w:rPr>
+          <w:lang w:val="en-US"/>
+        </w:rPr>
+        <w:t>order_repository</w:t>
+      </w:r>
+      <w:proofErr w:type="spellEnd"/>
+      <w:r>
+        <w:rPr>
+          <w:lang w:val="en-US"/>
+        </w:rPr>
+        <w:t xml:space="preserve">), </w:t>
       </w:r>
       <w:r>
         <w:t>настройка</w:t>
@@ -1321,12 +1433,14 @@
       <w:r>
         <w:t>.</w:t>
       </w:r>
+      <w:proofErr w:type="spellStart"/>
       <w:r>
         <w:rPr>
           <w:lang w:val="en-US"/>
         </w:rPr>
         <w:t>py</w:t>
       </w:r>
+      <w:proofErr w:type="spellEnd"/>
       <w:r>
         <w:t>.</w:t>
       </w:r>
@@ -1533,6 +1647,7 @@
         </w:rPr>
         <w:t xml:space="preserve"> </w:t>
       </w:r>
+      <w:proofErr w:type="spellStart"/>
       <w:r>
         <w:rPr>
           <w:lang w:val="en-US"/>
@@ -1563,12 +1678,14 @@
         </w:rPr>
         <w:t>repository</w:t>
       </w:r>
+      <w:proofErr w:type="spellEnd"/>
       <w:r>
         <w:rPr>
           <w:lang w:val="en-US"/>
         </w:rPr>
         <w:t xml:space="preserve">, </w:t>
       </w:r>
+      <w:proofErr w:type="spellStart"/>
       <w:r>
         <w:rPr>
           <w:lang w:val="en-US"/>
@@ -1599,6 +1716,7 @@
         </w:rPr>
         <w:t>repository</w:t>
       </w:r>
+      <w:proofErr w:type="spellEnd"/>
       <w:r>
         <w:rPr>
           <w:lang w:val="en-US"/>
@@ -1679,7 +1797,7 @@
         <w:rPr>
           <w:noProof/>
         </w:rPr>
-        <w:t>7</w:t>
+        <w:t>6</w:t>
       </w:r>
       <w:r>
         <w:rPr>
@@ -1691,8 +1809,16 @@
         <w:rPr>
           <w:lang w:val="en-US"/>
         </w:rPr>
-        <w:t xml:space="preserve"> - test_order_repository</w:t>
-      </w:r>
+        <w:t xml:space="preserve"> - </w:t>
+      </w:r>
+      <w:proofErr w:type="spellStart"/>
+      <w:r>
+        <w:rPr>
+          <w:lang w:val="en-US"/>
+        </w:rPr>
+        <w:t>test_order_repository</w:t>
+      </w:r>
+      <w:proofErr w:type="spellEnd"/>
     </w:p>
     <w:p>
       <w:pPr>
@@ -1784,8 +1910,9 @@
       <w:r>
         <w:rPr>
           <w:noProof/>
-        </w:rPr>
-        <w:t>8</w:t>
+          <w:lang w:val="en-US"/>
+        </w:rPr>
+        <w:t>7</w:t>
       </w:r>
       <w:r>
         <w:fldChar w:fldCharType="end"/>
@@ -1858,12 +1985,14 @@
       <w:r>
         <w:t>.</w:t>
       </w:r>
+      <w:proofErr w:type="spellStart"/>
       <w:r>
         <w:rPr>
           <w:lang w:val="en-US"/>
         </w:rPr>
         <w:t>py</w:t>
       </w:r>
+      <w:proofErr w:type="spellEnd"/>
       <w:r>
         <w:t>: 5/5 тестов пройдено</w:t>
       </w:r>
@@ -1963,12 +2092,14 @@
       <w:r>
         <w:t>.</w:t>
       </w:r>
+      <w:proofErr w:type="spellStart"/>
       <w:r>
         <w:rPr>
           <w:lang w:val="en-US"/>
         </w:rPr>
         <w:t>py</w:t>
       </w:r>
+      <w:proofErr w:type="spellEnd"/>
       <w:r>
         <w:t>: 5/5 тестов пройдено</w:t>
       </w:r>
@@ -2067,12 +2198,14 @@
       <w:r>
         <w:t>.</w:t>
       </w:r>
+      <w:proofErr w:type="spellStart"/>
       <w:r>
         <w:rPr>
           <w:lang w:val="en-US"/>
         </w:rPr>
         <w:t>py</w:t>
       </w:r>
+      <w:proofErr w:type="spellEnd"/>
       <w:r>
         <w:t>: 6/6 тестов пройдено</w:t>
       </w:r>
@@ -2223,7 +2356,7 @@
         <w:rPr>
           <w:noProof/>
         </w:rPr>
-        <w:t>9</w:t>
+        <w:t>8</w:t>
       </w:r>
       <w:r>
         <w:rPr>
@@ -2262,380 +2395,377 @@
         <w:rPr>
           <w:szCs w:val="28"/>
         </w:rPr>
-        <w:t xml:space="preserve">Были созданы тесты с использованием </w:t>
+        <w:t>Был</w:t>
       </w:r>
       <w:r>
         <w:rPr>
           <w:szCs w:val="28"/>
-          <w:lang w:val="en-US"/>
-        </w:rPr>
-        <w:t>mock</w:t>
+        </w:rPr>
+        <w:t xml:space="preserve"> </w:t>
       </w:r>
       <w:r>
         <w:rPr>
           <w:szCs w:val="28"/>
         </w:rPr>
+        <w:t xml:space="preserve">создан </w:t>
+      </w:r>
+      <w:r>
+        <w:rPr>
+          <w:szCs w:val="28"/>
+        </w:rPr>
+        <w:t xml:space="preserve">сервис </w:t>
+      </w:r>
+      <w:r>
+        <w:rPr>
+          <w:szCs w:val="28"/>
+          <w:lang w:val="en-US"/>
+        </w:rPr>
+        <w:t>order</w:t>
+      </w:r>
+      <w:r>
+        <w:rPr>
+          <w:szCs w:val="28"/>
+        </w:rPr>
+        <w:t>_</w:t>
+      </w:r>
+      <w:r>
+        <w:rPr>
+          <w:szCs w:val="28"/>
+          <w:lang w:val="en-US"/>
+        </w:rPr>
+        <w:t>service</w:t>
+      </w:r>
+      <w:r>
+        <w:rPr>
+          <w:szCs w:val="28"/>
+        </w:rPr>
         <w:t>.</w:t>
       </w:r>
     </w:p>
     <w:p>
       <w:pPr>
-        <w:pStyle w:val="ab"/>
-        <w:ind w:firstLine="360"/>
-        <w:jc w:val="left"/>
-        <w:rPr>
-          <w:sz w:val="28"/>
+        <w:rPr>
           <w:szCs w:val="28"/>
         </w:rPr>
       </w:pPr>
       <w:r>
         <w:rPr>
-          <w:sz w:val="28"/>
           <w:szCs w:val="28"/>
         </w:rPr>
-        <w:t>Тесты сервисов с Mock (13 тестов):</w:t>
-      </w:r>
-    </w:p>
-    <w:p>
-      <w:pPr>
-        <w:pStyle w:val="ab"/>
-        <w:ind w:firstLine="360"/>
-        <w:jc w:val="left"/>
-        <w:rPr>
-          <w:sz w:val="28"/>
+        <w:t xml:space="preserve">Метод </w:t>
+      </w:r>
+      <w:r>
+        <w:rPr>
           <w:szCs w:val="28"/>
-        </w:rPr>
-      </w:pPr>
-      <w:r>
-        <w:rPr>
-          <w:sz w:val="28"/>
+          <w:lang w:val="en-US"/>
+        </w:rPr>
+        <w:t>create</w:t>
+      </w:r>
+      <w:r>
+        <w:rPr>
           <w:szCs w:val="28"/>
         </w:rPr>
-        <w:t>UserService - 6 тестов:</w:t>
-      </w:r>
-    </w:p>
-    <w:p>
-      <w:pPr>
-        <w:pStyle w:val="ab"/>
+        <w:t>_</w:t>
+      </w:r>
+      <w:r>
+        <w:rPr>
+          <w:szCs w:val="28"/>
+          <w:lang w:val="en-US"/>
+        </w:rPr>
+        <w:t>order</w:t>
+      </w:r>
+      <w:r>
+        <w:rPr>
+          <w:szCs w:val="28"/>
+        </w:rPr>
+        <w:t>() - создание заказа с проверкой:</w:t>
+      </w:r>
+    </w:p>
+    <w:p>
+      <w:pPr>
+        <w:pStyle w:val="ac"/>
         <w:numPr>
           <w:ilvl w:val="0"/>
-          <w:numId w:val="20"/>
+          <w:numId w:val="28"/>
         </w:numPr>
-        <w:jc w:val="left"/>
-        <w:rPr>
-          <w:sz w:val="28"/>
+        <w:rPr>
           <w:szCs w:val="28"/>
-        </w:rPr>
-      </w:pPr>
-      <w:r>
-        <w:rPr>
-          <w:sz w:val="28"/>
+          <w:lang w:val="en-US"/>
+        </w:rPr>
+      </w:pPr>
+      <w:proofErr w:type="spellStart"/>
+      <w:r>
+        <w:rPr>
           <w:szCs w:val="28"/>
-        </w:rPr>
-        <w:t>Создание пользователя (успешное)</w:t>
-      </w:r>
-    </w:p>
-    <w:p>
-      <w:pPr>
-        <w:pStyle w:val="ab"/>
+          <w:lang w:val="en-US"/>
+        </w:rPr>
+        <w:t>Существования</w:t>
+      </w:r>
+      <w:proofErr w:type="spellEnd"/>
+      <w:r>
+        <w:rPr>
+          <w:szCs w:val="28"/>
+          <w:lang w:val="en-US"/>
+        </w:rPr>
+        <w:t xml:space="preserve"> </w:t>
+      </w:r>
+      <w:proofErr w:type="spellStart"/>
+      <w:r>
+        <w:rPr>
+          <w:szCs w:val="28"/>
+          <w:lang w:val="en-US"/>
+        </w:rPr>
+        <w:t>пользователя</w:t>
+      </w:r>
+      <w:proofErr w:type="spellEnd"/>
+    </w:p>
+    <w:p>
+      <w:pPr>
+        <w:pStyle w:val="ac"/>
         <w:numPr>
           <w:ilvl w:val="0"/>
-          <w:numId w:val="20"/>
+          <w:numId w:val="28"/>
         </w:numPr>
-        <w:jc w:val="left"/>
-        <w:rPr>
-          <w:sz w:val="28"/>
+        <w:rPr>
           <w:szCs w:val="28"/>
-        </w:rPr>
-      </w:pPr>
-      <w:r>
-        <w:rPr>
-          <w:sz w:val="28"/>
+          <w:lang w:val="en-US"/>
+        </w:rPr>
+      </w:pPr>
+      <w:proofErr w:type="spellStart"/>
+      <w:r>
+        <w:rPr>
           <w:szCs w:val="28"/>
-        </w:rPr>
-        <w:t>Создание пользователя (дубликат)</w:t>
-      </w:r>
-    </w:p>
-    <w:p>
-      <w:pPr>
-        <w:pStyle w:val="ab"/>
+          <w:lang w:val="en-US"/>
+        </w:rPr>
+        <w:t>Существования</w:t>
+      </w:r>
+      <w:proofErr w:type="spellEnd"/>
+      <w:r>
+        <w:rPr>
+          <w:szCs w:val="28"/>
+          <w:lang w:val="en-US"/>
+        </w:rPr>
+        <w:t xml:space="preserve"> </w:t>
+      </w:r>
+      <w:proofErr w:type="spellStart"/>
+      <w:r>
+        <w:rPr>
+          <w:szCs w:val="28"/>
+          <w:lang w:val="en-US"/>
+        </w:rPr>
+        <w:t>товаров</w:t>
+      </w:r>
+      <w:proofErr w:type="spellEnd"/>
+    </w:p>
+    <w:p>
+      <w:pPr>
+        <w:pStyle w:val="ac"/>
         <w:numPr>
           <w:ilvl w:val="0"/>
-          <w:numId w:val="20"/>
+          <w:numId w:val="28"/>
         </w:numPr>
-        <w:jc w:val="left"/>
-        <w:rPr>
-          <w:sz w:val="28"/>
+        <w:rPr>
           <w:szCs w:val="28"/>
-        </w:rPr>
-      </w:pPr>
-      <w:r>
-        <w:rPr>
-          <w:sz w:val="28"/>
+          <w:lang w:val="en-US"/>
+        </w:rPr>
+      </w:pPr>
+      <w:proofErr w:type="spellStart"/>
+      <w:r>
+        <w:rPr>
           <w:szCs w:val="28"/>
-        </w:rPr>
-        <w:t>Получение по ID</w:t>
-      </w:r>
-    </w:p>
-    <w:p>
-      <w:pPr>
-        <w:pStyle w:val="ab"/>
-        <w:numPr>
-          <w:ilvl w:val="0"/>
-          <w:numId w:val="20"/>
-        </w:numPr>
-        <w:jc w:val="left"/>
-        <w:rPr>
-          <w:sz w:val="28"/>
+          <w:lang w:val="en-US"/>
+        </w:rPr>
+        <w:t>Достаточного</w:t>
+      </w:r>
+      <w:proofErr w:type="spellEnd"/>
+      <w:r>
+        <w:rPr>
           <w:szCs w:val="28"/>
-        </w:rPr>
-      </w:pPr>
-      <w:r>
-        <w:rPr>
-          <w:sz w:val="28"/>
+          <w:lang w:val="en-US"/>
+        </w:rPr>
+        <w:t xml:space="preserve"> </w:t>
+      </w:r>
+      <w:proofErr w:type="spellStart"/>
+      <w:r>
+        <w:rPr>
           <w:szCs w:val="28"/>
+          <w:lang w:val="en-US"/>
+        </w:rPr>
+        <w:t>количества</w:t>
+      </w:r>
+      <w:proofErr w:type="spellEnd"/>
+      <w:r>
+        <w:rPr>
+          <w:szCs w:val="28"/>
+          <w:lang w:val="en-US"/>
+        </w:rPr>
+        <w:t xml:space="preserve"> </w:t>
+      </w:r>
+      <w:proofErr w:type="spellStart"/>
+      <w:r>
+        <w:rPr>
+          <w:szCs w:val="28"/>
+          <w:lang w:val="en-US"/>
+        </w:rPr>
+        <w:t>товара</w:t>
+      </w:r>
+      <w:proofErr w:type="spellEnd"/>
+      <w:r>
+        <w:rPr>
+          <w:szCs w:val="28"/>
+          <w:lang w:val="en-US"/>
+        </w:rPr>
+        <w:t xml:space="preserve"> </w:t>
+      </w:r>
+      <w:proofErr w:type="spellStart"/>
+      <w:r>
+        <w:rPr>
+          <w:szCs w:val="28"/>
+          <w:lang w:val="en-US"/>
+        </w:rPr>
+        <w:t>на</w:t>
+      </w:r>
+      <w:proofErr w:type="spellEnd"/>
+      <w:r>
+        <w:rPr>
+          <w:szCs w:val="28"/>
+          <w:lang w:val="en-US"/>
+        </w:rPr>
+        <w:t xml:space="preserve"> </w:t>
+      </w:r>
+      <w:proofErr w:type="spellStart"/>
+      <w:r>
+        <w:rPr>
+          <w:szCs w:val="28"/>
+          <w:lang w:val="en-US"/>
+        </w:rPr>
+        <w:t>складе</w:t>
+      </w:r>
+      <w:proofErr w:type="spellEnd"/>
+    </w:p>
+    <w:p>
+      <w:pPr>
+        <w:rPr>
+          <w:szCs w:val="28"/>
+        </w:rPr>
+      </w:pPr>
+      <w:r>
+        <w:rPr>
+          <w:szCs w:val="28"/>
+        </w:rPr>
+        <w:t xml:space="preserve">Метод </w:t>
+      </w:r>
+      <w:r>
+        <w:rPr>
+          <w:szCs w:val="28"/>
+          <w:lang w:val="en-US"/>
+        </w:rPr>
+        <w:t>get</w:t>
+      </w:r>
+      <w:r>
+        <w:rPr>
+          <w:szCs w:val="28"/>
+        </w:rPr>
+        <w:t>_</w:t>
+      </w:r>
+      <w:r>
+        <w:rPr>
+          <w:szCs w:val="28"/>
+          <w:lang w:val="en-US"/>
+        </w:rPr>
+        <w:t>order</w:t>
+      </w:r>
+      <w:r>
+        <w:rPr>
+          <w:szCs w:val="28"/>
+        </w:rPr>
+        <w:t>_</w:t>
+      </w:r>
+      <w:r>
+        <w:rPr>
+          <w:szCs w:val="28"/>
+          <w:lang w:val="en-US"/>
+        </w:rPr>
+        <w:t>by</w:t>
+      </w:r>
+      <w:r>
+        <w:rPr>
+          <w:szCs w:val="28"/>
+        </w:rPr>
+        <w:t>_</w:t>
+      </w:r>
+      <w:r>
+        <w:rPr>
+          <w:szCs w:val="28"/>
+          <w:lang w:val="en-US"/>
+        </w:rPr>
+        <w:t>id</w:t>
+      </w:r>
+      <w:r>
+        <w:rPr>
+          <w:szCs w:val="28"/>
+        </w:rPr>
+        <w:t xml:space="preserve">() - получение заказа по </w:t>
+      </w:r>
+      <w:r>
+        <w:rPr>
+          <w:szCs w:val="28"/>
+          <w:lang w:val="en-US"/>
+        </w:rPr>
+        <w:t>ID</w:t>
+      </w:r>
+    </w:p>
+    <w:p>
+      <w:pPr>
+        <w:rPr>
+          <w:szCs w:val="28"/>
+        </w:rPr>
+      </w:pPr>
+      <w:r>
+        <w:rPr>
+          <w:szCs w:val="28"/>
         </w:rPr>
         <w:lastRenderedPageBreak/>
-        <w:t>Обновление</w:t>
-      </w:r>
-    </w:p>
-    <w:p>
-      <w:pPr>
-        <w:pStyle w:val="ab"/>
-        <w:numPr>
-          <w:ilvl w:val="0"/>
-          <w:numId w:val="20"/>
-        </w:numPr>
-        <w:jc w:val="left"/>
-        <w:rPr>
-          <w:sz w:val="28"/>
+        <w:t xml:space="preserve">Метод </w:t>
+      </w:r>
+      <w:r>
+        <w:rPr>
           <w:szCs w:val="28"/>
-        </w:rPr>
-      </w:pPr>
-      <w:r>
-        <w:rPr>
-          <w:sz w:val="28"/>
+          <w:lang w:val="en-US"/>
+        </w:rPr>
+        <w:t>get</w:t>
+      </w:r>
+      <w:r>
+        <w:rPr>
           <w:szCs w:val="28"/>
         </w:rPr>
-        <w:t>Удаление</w:t>
-      </w:r>
-    </w:p>
-    <w:p>
-      <w:pPr>
-        <w:pStyle w:val="ab"/>
-        <w:numPr>
-          <w:ilvl w:val="0"/>
-          <w:numId w:val="20"/>
-        </w:numPr>
-        <w:jc w:val="left"/>
-        <w:rPr>
-          <w:sz w:val="28"/>
+        <w:t>_</w:t>
+      </w:r>
+      <w:r>
+        <w:rPr>
           <w:szCs w:val="28"/>
-        </w:rPr>
-      </w:pPr>
-      <w:r>
-        <w:rPr>
-          <w:sz w:val="28"/>
+          <w:lang w:val="en-US"/>
+        </w:rPr>
+        <w:t>all</w:t>
+      </w:r>
+      <w:r>
+        <w:rPr>
           <w:szCs w:val="28"/>
         </w:rPr>
-        <w:t>Получение списка с фильтром</w:t>
-      </w:r>
-    </w:p>
-    <w:p>
-      <w:pPr>
-        <w:pStyle w:val="ab"/>
-        <w:ind w:firstLine="360"/>
-        <w:jc w:val="left"/>
-        <w:rPr>
-          <w:sz w:val="28"/>
+        <w:t>_</w:t>
+      </w:r>
+      <w:r>
+        <w:rPr>
           <w:szCs w:val="28"/>
-        </w:rPr>
-      </w:pPr>
-      <w:r>
-        <w:rPr>
-          <w:sz w:val="28"/>
+          <w:lang w:val="en-US"/>
+        </w:rPr>
+        <w:t>orders</w:t>
+      </w:r>
+      <w:r>
+        <w:rPr>
           <w:szCs w:val="28"/>
         </w:rPr>
-        <w:t>ProductService - 5 тестов:</w:t>
-      </w:r>
-    </w:p>
-    <w:p>
-      <w:pPr>
-        <w:pStyle w:val="ab"/>
-        <w:numPr>
-          <w:ilvl w:val="0"/>
-          <w:numId w:val="19"/>
-        </w:numPr>
-        <w:jc w:val="left"/>
-        <w:rPr>
-          <w:sz w:val="28"/>
-          <w:szCs w:val="28"/>
-        </w:rPr>
-      </w:pPr>
-      <w:r>
-        <w:rPr>
-          <w:sz w:val="28"/>
-          <w:szCs w:val="28"/>
-        </w:rPr>
-        <w:t>Создание продукта (успешное)</w:t>
-      </w:r>
-    </w:p>
-    <w:p>
-      <w:pPr>
-        <w:pStyle w:val="ab"/>
-        <w:numPr>
-          <w:ilvl w:val="0"/>
-          <w:numId w:val="19"/>
-        </w:numPr>
-        <w:jc w:val="left"/>
-        <w:rPr>
-          <w:sz w:val="28"/>
-          <w:szCs w:val="28"/>
-        </w:rPr>
-      </w:pPr>
-      <w:r>
-        <w:rPr>
-          <w:sz w:val="28"/>
-          <w:szCs w:val="28"/>
-        </w:rPr>
-        <w:t>Создание с отрицательной ценой (ошибка)</w:t>
-      </w:r>
-    </w:p>
-    <w:p>
-      <w:pPr>
-        <w:pStyle w:val="ab"/>
-        <w:numPr>
-          <w:ilvl w:val="0"/>
-          <w:numId w:val="19"/>
-        </w:numPr>
-        <w:jc w:val="left"/>
-        <w:rPr>
-          <w:sz w:val="28"/>
-          <w:szCs w:val="28"/>
-        </w:rPr>
-      </w:pPr>
-      <w:r>
-        <w:rPr>
-          <w:sz w:val="28"/>
-          <w:szCs w:val="28"/>
-        </w:rPr>
-        <w:t>Создание с отрицательным количеством (ошибка)</w:t>
-      </w:r>
-    </w:p>
-    <w:p>
-      <w:pPr>
-        <w:pStyle w:val="ab"/>
-        <w:numPr>
-          <w:ilvl w:val="0"/>
-          <w:numId w:val="19"/>
-        </w:numPr>
-        <w:jc w:val="left"/>
-        <w:rPr>
-          <w:sz w:val="28"/>
-          <w:szCs w:val="28"/>
-        </w:rPr>
-      </w:pPr>
-      <w:r>
-        <w:rPr>
-          <w:sz w:val="28"/>
-          <w:szCs w:val="28"/>
-        </w:rPr>
-        <w:t>Получение по ID</w:t>
-      </w:r>
-    </w:p>
-    <w:p>
-      <w:pPr>
-        <w:pStyle w:val="ab"/>
-        <w:numPr>
-          <w:ilvl w:val="0"/>
-          <w:numId w:val="19"/>
-        </w:numPr>
-        <w:jc w:val="left"/>
-        <w:rPr>
-          <w:sz w:val="28"/>
-          <w:szCs w:val="28"/>
-        </w:rPr>
-      </w:pPr>
-      <w:r>
-        <w:rPr>
-          <w:sz w:val="28"/>
-          <w:szCs w:val="28"/>
-        </w:rPr>
-        <w:t>Обновление количества</w:t>
-      </w:r>
-    </w:p>
-    <w:p>
-      <w:pPr>
-        <w:pStyle w:val="ab"/>
-        <w:ind w:firstLine="360"/>
-        <w:jc w:val="left"/>
-        <w:rPr>
-          <w:sz w:val="28"/>
-          <w:szCs w:val="28"/>
-        </w:rPr>
-      </w:pPr>
-      <w:r>
-        <w:rPr>
-          <w:sz w:val="28"/>
-          <w:szCs w:val="28"/>
-        </w:rPr>
-        <w:t>OrderService - 2 теста:</w:t>
-      </w:r>
-    </w:p>
-    <w:p>
-      <w:pPr>
-        <w:pStyle w:val="ab"/>
-        <w:numPr>
-          <w:ilvl w:val="0"/>
-          <w:numId w:val="18"/>
-        </w:numPr>
-        <w:jc w:val="left"/>
-        <w:rPr>
-          <w:sz w:val="28"/>
-          <w:szCs w:val="28"/>
-        </w:rPr>
-      </w:pPr>
-      <w:r>
-        <w:rPr>
-          <w:sz w:val="28"/>
-          <w:szCs w:val="28"/>
-        </w:rPr>
-        <w:t>Создание заказа (успешное)</w:t>
-      </w:r>
-    </w:p>
-    <w:p>
-      <w:pPr>
-        <w:pStyle w:val="ab"/>
-        <w:numPr>
-          <w:ilvl w:val="0"/>
-          <w:numId w:val="18"/>
-        </w:numPr>
-        <w:jc w:val="left"/>
-        <w:rPr>
-          <w:sz w:val="28"/>
-          <w:szCs w:val="28"/>
-        </w:rPr>
-      </w:pPr>
-      <w:r>
-        <w:rPr>
-          <w:sz w:val="28"/>
-          <w:szCs w:val="28"/>
-        </w:rPr>
-        <w:t>Создание заказа с недостаточным количеством товара (ошибка)</w:t>
-      </w:r>
-    </w:p>
-    <w:p>
-      <w:r>
-        <w:t xml:space="preserve">Проверка </w:t>
-      </w:r>
-      <w:r>
-        <w:rPr>
-          <w:lang w:val="en-US"/>
-        </w:rPr>
-        <w:t>mock</w:t>
-      </w:r>
-      <w:r>
-        <w:t>-тестов. Все прошли успешно.</w:t>
+        <w:t>() - получение всех заказов</w:t>
       </w:r>
     </w:p>
     <w:p>
@@ -2644,14 +2774,11 @@
         <w:ind w:firstLine="0"/>
       </w:pPr>
       <w:r>
-        <w:rPr>
-          <w:noProof/>
-        </w:rPr>
         <w:drawing>
-          <wp:inline distT="0" distB="0" distL="0" distR="0" wp14:anchorId="62105B31" wp14:editId="2EFD8452">
-            <wp:extent cx="5940425" cy="1141730"/>
-            <wp:effectExtent l="0" t="0" r="3175" b="1270"/>
-            <wp:docPr id="20" name="Рисунок 20"/>
+          <wp:inline distT="0" distB="0" distL="0" distR="0" wp14:anchorId="26AF29D7" wp14:editId="4850F5D0">
+            <wp:extent cx="5940425" cy="5906770"/>
+            <wp:effectExtent l="0" t="0" r="3175" b="0"/>
+            <wp:docPr id="17" name="Рисунок 17"/>
             <wp:cNvGraphicFramePr>
               <a:graphicFrameLocks xmlns:a="http://schemas.openxmlformats.org/drawingml/2006/main" noChangeAspect="1"/>
             </wp:cNvGraphicFramePr>
@@ -2671,7 +2798,7 @@
                   <pic:spPr>
                     <a:xfrm>
                       <a:off x="0" y="0"/>
-                      <a:ext cx="5940425" cy="1141730"/>
+                      <a:ext cx="5940425" cy="5906770"/>
                     </a:xfrm>
                     <a:prstGeom prst="rect">
                       <a:avLst/>
@@ -2688,132 +2815,124 @@
       <w:pPr>
         <w:pStyle w:val="ab"/>
         <w:rPr>
+          <w:lang w:val="en-US"/>
+        </w:rPr>
+      </w:pPr>
+      <w:r>
+        <w:t xml:space="preserve">Рисунок </w:t>
+      </w:r>
+      <w:r>
+        <w:fldChar w:fldCharType="begin"/>
+      </w:r>
+      <w:r>
+        <w:instrText xml:space="preserve"> SEQ Рисунок \* ARABIC </w:instrText>
+      </w:r>
+      <w:r>
+        <w:fldChar w:fldCharType="separate"/>
+      </w:r>
+      <w:r>
+        <w:rPr>
           <w:noProof/>
         </w:rPr>
-      </w:pPr>
-      <w:r>
-        <w:t xml:space="preserve">Рисунок </w:t>
-      </w:r>
-      <w:r>
-        <w:fldChar w:fldCharType="begin"/>
-      </w:r>
-      <w:r>
-        <w:instrText xml:space="preserve"> SEQ Рисунок \* ARABIC </w:instrText>
-      </w:r>
-      <w:r>
-        <w:fldChar w:fldCharType="separate"/>
-      </w:r>
-      <w:r>
-        <w:rPr>
-          <w:noProof/>
-        </w:rPr>
-        <w:t>10</w:t>
-      </w:r>
-      <w:r>
-        <w:rPr>
-          <w:noProof/>
-        </w:rPr>
+        <w:t>9</w:t>
+      </w:r>
+      <w:r>
         <w:fldChar w:fldCharType="end"/>
       </w:r>
       <w:r>
         <w:rPr>
-          <w:noProof/>
-        </w:rPr>
-        <w:t xml:space="preserve"> - проверка </w:t>
-      </w:r>
-      <w:r>
-        <w:rPr>
-          <w:noProof/>
-          <w:lang w:val="en-US"/>
-        </w:rPr>
-        <w:t>mock-</w:t>
-      </w:r>
-      <w:r>
-        <w:rPr>
-          <w:noProof/>
-        </w:rPr>
-        <w:t>тестов</w:t>
-      </w:r>
-    </w:p>
-    <w:p>
-      <w:pPr>
-        <w:pStyle w:val="2"/>
-      </w:pPr>
-      <w:r>
-        <w:t xml:space="preserve">Тестирование </w:t>
-      </w:r>
-      <w:r>
-        <w:rPr>
-          <w:lang w:val="en-US"/>
-        </w:rPr>
-        <w:t>API</w:t>
-      </w:r>
-      <w:r>
-        <w:t xml:space="preserve"> (эндпоинтов)</w:t>
-      </w:r>
-    </w:p>
-    <w:p>
-      <w:pPr>
-        <w:rPr>
-          <w:lang w:val="en-US"/>
-        </w:rPr>
-      </w:pPr>
-      <w:r>
-        <w:t>Был</w:t>
-      </w:r>
-      <w:r>
-        <w:rPr>
-          <w:lang w:val="en-US"/>
-        </w:rPr>
-        <w:t xml:space="preserve"> </w:t>
-      </w:r>
-      <w:r>
-        <w:t>создан</w:t>
-      </w:r>
-      <w:r>
-        <w:rPr>
-          <w:lang w:val="en-US"/>
-        </w:rPr>
-        <w:t xml:space="preserve"> </w:t>
-      </w:r>
-      <w:r>
-        <w:t>файл</w:t>
-      </w:r>
-      <w:r>
-        <w:rPr>
-          <w:lang w:val="en-US"/>
-        </w:rPr>
-        <w:t xml:space="preserve"> </w:t>
-      </w:r>
-      <w:r>
-        <w:rPr>
-          <w:lang w:val="en-US"/>
-        </w:rPr>
-        <w:t>test</w:t>
-      </w:r>
-      <w:r>
-        <w:rPr>
-          <w:lang w:val="en-US"/>
-        </w:rPr>
-        <w:t>_</w:t>
-      </w:r>
-      <w:r>
-        <w:rPr>
-          <w:lang w:val="en-US"/>
-        </w:rPr>
-        <w:t>user</w:t>
-      </w:r>
-      <w:r>
-        <w:rPr>
-          <w:lang w:val="en-US"/>
-        </w:rPr>
-        <w:t>_</w:t>
-      </w:r>
-      <w:r>
-        <w:rPr>
-          <w:lang w:val="en-US"/>
-        </w:rPr>
-        <w:t>endpoints.py</w:t>
+          <w:lang w:val="en-US"/>
+        </w:rPr>
+        <w:t xml:space="preserve"> - </w:t>
+      </w:r>
+      <w:proofErr w:type="spellStart"/>
+      <w:r>
+        <w:rPr>
+          <w:lang w:val="en-US"/>
+        </w:rPr>
+        <w:t>order_service</w:t>
+      </w:r>
+      <w:proofErr w:type="spellEnd"/>
+    </w:p>
+    <w:p>
+      <w:r>
+        <w:t xml:space="preserve">Создано 4 теста с использованием </w:t>
+      </w:r>
+      <w:proofErr w:type="spellStart"/>
+      <w:r>
+        <w:t>mock</w:t>
+      </w:r>
+      <w:proofErr w:type="spellEnd"/>
+      <w:r>
+        <w:t>-объектов:</w:t>
+      </w:r>
+    </w:p>
+    <w:p>
+      <w:pPr>
+        <w:pStyle w:val="ac"/>
+        <w:numPr>
+          <w:ilvl w:val="0"/>
+          <w:numId w:val="29"/>
+        </w:numPr>
+      </w:pPr>
+      <w:proofErr w:type="spellStart"/>
+      <w:r>
+        <w:t>test_create_order_success</w:t>
+      </w:r>
+      <w:proofErr w:type="spellEnd"/>
+      <w:r>
+        <w:t xml:space="preserve"> - проверка успешного создания заказа</w:t>
+      </w:r>
+    </w:p>
+    <w:p>
+      <w:pPr>
+        <w:pStyle w:val="ac"/>
+        <w:numPr>
+          <w:ilvl w:val="0"/>
+          <w:numId w:val="29"/>
+        </w:numPr>
+      </w:pPr>
+      <w:proofErr w:type="spellStart"/>
+      <w:r>
+        <w:t>test_create_order_insufficient_stock</w:t>
+      </w:r>
+      <w:proofErr w:type="spellEnd"/>
+      <w:r>
+        <w:t xml:space="preserve"> - проверка обработки недостаточного количества товара</w:t>
+      </w:r>
+    </w:p>
+    <w:p>
+      <w:pPr>
+        <w:pStyle w:val="ac"/>
+        <w:numPr>
+          <w:ilvl w:val="0"/>
+          <w:numId w:val="29"/>
+        </w:numPr>
+      </w:pPr>
+      <w:proofErr w:type="spellStart"/>
+      <w:r>
+        <w:t>test_get_order_by_id</w:t>
+      </w:r>
+      <w:proofErr w:type="spellEnd"/>
+      <w:r>
+        <w:t xml:space="preserve"> - проверка получения заказа по ID</w:t>
+      </w:r>
+    </w:p>
+    <w:p>
+      <w:pPr>
+        <w:pStyle w:val="ac"/>
+        <w:numPr>
+          <w:ilvl w:val="0"/>
+          <w:numId w:val="29"/>
+        </w:numPr>
+      </w:pPr>
+      <w:proofErr w:type="spellStart"/>
+      <w:r>
+        <w:t>test_get_all_orders</w:t>
+      </w:r>
+      <w:proofErr w:type="spellEnd"/>
+      <w:r>
+        <w:t xml:space="preserve"> - проверка получения списка всех заказов</w:t>
       </w:r>
     </w:p>
     <w:p>
@@ -2822,16 +2941,12 @@
         <w:ind w:firstLine="0"/>
       </w:pPr>
       <w:r>
-        <w:rPr>
-          <w:noProof/>
-          <w:lang w:val="en-US"/>
-        </w:rPr>
         <w:lastRenderedPageBreak/>
         <w:drawing>
-          <wp:inline distT="0" distB="0" distL="0" distR="0" wp14:anchorId="622D25CF" wp14:editId="06D5D49C">
-            <wp:extent cx="5940425" cy="4481195"/>
-            <wp:effectExtent l="0" t="0" r="3175" b="0"/>
-            <wp:docPr id="21" name="Рисунок 21"/>
+          <wp:inline distT="0" distB="0" distL="0" distR="0" wp14:anchorId="354930A4" wp14:editId="53DBC30B">
+            <wp:extent cx="5753903" cy="6611273"/>
+            <wp:effectExtent l="0" t="0" r="0" b="0"/>
+            <wp:docPr id="18" name="Рисунок 18"/>
             <wp:cNvGraphicFramePr>
               <a:graphicFrameLocks xmlns:a="http://schemas.openxmlformats.org/drawingml/2006/main" noChangeAspect="1"/>
             </wp:cNvGraphicFramePr>
@@ -2851,7 +2966,7 @@
                   <pic:spPr>
                     <a:xfrm>
                       <a:off x="0" y="0"/>
-                      <a:ext cx="5940425" cy="4481195"/>
+                      <a:ext cx="5753903" cy="6611273"/>
                     </a:xfrm>
                     <a:prstGeom prst="rect">
                       <a:avLst/>
@@ -2869,40 +2984,13 @@
         <w:pStyle w:val="ab"/>
       </w:pPr>
       <w:r>
-        <w:t>Рисунок</w:t>
-      </w:r>
-      <w:r>
-        <w:t xml:space="preserve"> </w:t>
+        <w:t xml:space="preserve">Рисунок </w:t>
       </w:r>
       <w:r>
         <w:fldChar w:fldCharType="begin"/>
       </w:r>
       <w:r>
-        <w:instrText xml:space="preserve"> </w:instrText>
-      </w:r>
-      <w:r>
-        <w:rPr>
-          <w:lang w:val="en-US"/>
-        </w:rPr>
-        <w:instrText>SEQ</w:instrText>
-      </w:r>
-      <w:r>
-        <w:instrText xml:space="preserve"> </w:instrText>
-      </w:r>
-      <w:r>
-        <w:instrText>Рисунок</w:instrText>
-      </w:r>
-      <w:r>
-        <w:instrText xml:space="preserve"> \* </w:instrText>
-      </w:r>
-      <w:r>
-        <w:rPr>
-          <w:lang w:val="en-US"/>
-        </w:rPr>
-        <w:instrText>ARABIC</w:instrText>
-      </w:r>
-      <w:r>
-        <w:instrText xml:space="preserve"> </w:instrText>
+        <w:instrText xml:space="preserve"> SEQ Рисунок \* ARABIC </w:instrText>
       </w:r>
       <w:r>
         <w:fldChar w:fldCharType="separate"/>
@@ -2911,57 +2999,18 @@
         <w:rPr>
           <w:noProof/>
         </w:rPr>
-        <w:t>11</w:t>
+        <w:t>10</w:t>
       </w:r>
       <w:r>
         <w:fldChar w:fldCharType="end"/>
       </w:r>
       <w:r>
-        <w:t xml:space="preserve"> - </w:t>
-      </w:r>
-      <w:r>
-        <w:rPr>
-          <w:lang w:val="en-US"/>
-        </w:rPr>
-        <w:t>test</w:t>
-      </w:r>
-      <w:r>
-        <w:t>_</w:t>
-      </w:r>
-      <w:r>
-        <w:rPr>
-          <w:lang w:val="en-US"/>
-        </w:rPr>
-        <w:t>user</w:t>
-      </w:r>
-      <w:r>
-        <w:t>_</w:t>
-      </w:r>
-      <w:r>
-        <w:rPr>
-          <w:lang w:val="en-US"/>
-        </w:rPr>
-        <w:t>endpoints</w:t>
-      </w:r>
-      <w:r>
-        <w:t>.</w:t>
-      </w:r>
-      <w:r>
-        <w:rPr>
-          <w:lang w:val="en-US"/>
-        </w:rPr>
-        <w:t>py</w:t>
-      </w:r>
-    </w:p>
-    <w:p>
-      <w:r>
-        <w:t>Были</w:t>
-      </w:r>
-      <w:r>
-        <w:t xml:space="preserve"> </w:t>
-      </w:r>
-      <w:r>
-        <w:t>запущены тесты эндпоинтов. Все завершены успешно.</w:t>
+        <w:t xml:space="preserve"> - мок тесты</w:t>
+      </w:r>
+    </w:p>
+    <w:p>
+      <w:r>
+        <w:t>Все тесты успешно проходят.</w:t>
       </w:r>
     </w:p>
     <w:p>
@@ -2970,14 +3019,11 @@
         <w:ind w:firstLine="0"/>
       </w:pPr>
       <w:r>
-        <w:rPr>
-          <w:noProof/>
-        </w:rPr>
         <w:drawing>
-          <wp:inline distT="0" distB="0" distL="0" distR="0" wp14:anchorId="55C73134" wp14:editId="09F78EE5">
-            <wp:extent cx="5940425" cy="1193800"/>
-            <wp:effectExtent l="0" t="0" r="3175" b="6350"/>
-            <wp:docPr id="22" name="Рисунок 22"/>
+          <wp:inline distT="0" distB="0" distL="0" distR="0" wp14:anchorId="362E3897" wp14:editId="28C16DE8">
+            <wp:extent cx="5940425" cy="318135"/>
+            <wp:effectExtent l="0" t="0" r="3175" b="5715"/>
+            <wp:docPr id="19" name="Рисунок 19"/>
             <wp:cNvGraphicFramePr>
               <a:graphicFrameLocks xmlns:a="http://schemas.openxmlformats.org/drawingml/2006/main" noChangeAspect="1"/>
             </wp:cNvGraphicFramePr>
@@ -2997,6 +3043,357 @@
                   <pic:spPr>
                     <a:xfrm>
                       <a:off x="0" y="0"/>
+                      <a:ext cx="5940425" cy="318135"/>
+                    </a:xfrm>
+                    <a:prstGeom prst="rect">
+                      <a:avLst/>
+                    </a:prstGeom>
+                  </pic:spPr>
+                </pic:pic>
+              </a:graphicData>
+            </a:graphic>
+          </wp:inline>
+        </w:drawing>
+      </w:r>
+    </w:p>
+    <w:p>
+      <w:pPr>
+        <w:pStyle w:val="ab"/>
+      </w:pPr>
+      <w:r>
+        <w:t xml:space="preserve">Рисунок </w:t>
+      </w:r>
+      <w:r>
+        <w:fldChar w:fldCharType="begin"/>
+      </w:r>
+      <w:r>
+        <w:instrText xml:space="preserve"> SEQ Рисунок \* ARABIC </w:instrText>
+      </w:r>
+      <w:r>
+        <w:fldChar w:fldCharType="separate"/>
+      </w:r>
+      <w:r>
+        <w:rPr>
+          <w:noProof/>
+        </w:rPr>
+        <w:t>11</w:t>
+      </w:r>
+      <w:r>
+        <w:fldChar w:fldCharType="end"/>
+      </w:r>
+      <w:r>
+        <w:t xml:space="preserve"> - успешное тестирование</w:t>
+      </w:r>
+    </w:p>
+    <w:p>
+      <w:pPr>
+        <w:pStyle w:val="2"/>
+      </w:pPr>
+      <w:r>
+        <w:t xml:space="preserve">Тестирование </w:t>
+      </w:r>
+      <w:r>
+        <w:rPr>
+          <w:lang w:val="en-US"/>
+        </w:rPr>
+        <w:t>API</w:t>
+      </w:r>
+      <w:r>
+        <w:t xml:space="preserve"> (</w:t>
+      </w:r>
+      <w:proofErr w:type="spellStart"/>
+      <w:r>
+        <w:t>эндпоинтов</w:t>
+      </w:r>
+      <w:proofErr w:type="spellEnd"/>
+      <w:r>
+        <w:t>)</w:t>
+      </w:r>
+    </w:p>
+    <w:p>
+      <w:pPr>
+        <w:rPr>
+          <w:lang w:val="en-US"/>
+        </w:rPr>
+      </w:pPr>
+      <w:r>
+        <w:t>Был</w:t>
+      </w:r>
+      <w:r>
+        <w:rPr>
+          <w:lang w:val="en-US"/>
+        </w:rPr>
+        <w:t xml:space="preserve"> </w:t>
+      </w:r>
+      <w:r>
+        <w:t>создан</w:t>
+      </w:r>
+      <w:r>
+        <w:rPr>
+          <w:lang w:val="en-US"/>
+        </w:rPr>
+        <w:t xml:space="preserve"> </w:t>
+      </w:r>
+      <w:r>
+        <w:t>файл</w:t>
+      </w:r>
+      <w:r>
+        <w:rPr>
+          <w:lang w:val="en-US"/>
+        </w:rPr>
+        <w:t xml:space="preserve"> </w:t>
+      </w:r>
+      <w:r>
+        <w:rPr>
+          <w:lang w:val="en-US"/>
+        </w:rPr>
+        <w:t>test</w:t>
+      </w:r>
+      <w:r>
+        <w:rPr>
+          <w:lang w:val="en-US"/>
+        </w:rPr>
+        <w:t>_</w:t>
+      </w:r>
+      <w:r>
+        <w:rPr>
+          <w:lang w:val="en-US"/>
+        </w:rPr>
+        <w:t>user</w:t>
+      </w:r>
+      <w:r>
+        <w:rPr>
+          <w:lang w:val="en-US"/>
+        </w:rPr>
+        <w:t>_</w:t>
+      </w:r>
+      <w:r>
+        <w:rPr>
+          <w:lang w:val="en-US"/>
+        </w:rPr>
+        <w:t>endpoints.py</w:t>
+      </w:r>
+    </w:p>
+    <w:p>
+      <w:pPr>
+        <w:keepNext/>
+        <w:ind w:firstLine="0"/>
+      </w:pPr>
+      <w:r>
+        <w:rPr>
+          <w:noProof/>
+          <w:lang w:val="en-US"/>
+        </w:rPr>
+        <w:lastRenderedPageBreak/>
+        <w:drawing>
+          <wp:inline distT="0" distB="0" distL="0" distR="0" wp14:anchorId="622D25CF" wp14:editId="06D5D49C">
+            <wp:extent cx="5940425" cy="4481195"/>
+            <wp:effectExtent l="0" t="0" r="3175" b="0"/>
+            <wp:docPr id="21" name="Рисунок 21"/>
+            <wp:cNvGraphicFramePr>
+              <a:graphicFrameLocks xmlns:a="http://schemas.openxmlformats.org/drawingml/2006/main" noChangeAspect="1"/>
+            </wp:cNvGraphicFramePr>
+            <a:graphic xmlns:a="http://schemas.openxmlformats.org/drawingml/2006/main">
+              <a:graphicData uri="http://schemas.openxmlformats.org/drawingml/2006/picture">
+                <pic:pic xmlns:pic="http://schemas.openxmlformats.org/drawingml/2006/picture">
+                  <pic:nvPicPr>
+                    <pic:cNvPr id="1" name=""/>
+                    <pic:cNvPicPr/>
+                  </pic:nvPicPr>
+                  <pic:blipFill>
+                    <a:blip r:embed="rId19"/>
+                    <a:stretch>
+                      <a:fillRect/>
+                    </a:stretch>
+                  </pic:blipFill>
+                  <pic:spPr>
+                    <a:xfrm>
+                      <a:off x="0" y="0"/>
+                      <a:ext cx="5940425" cy="4481195"/>
+                    </a:xfrm>
+                    <a:prstGeom prst="rect">
+                      <a:avLst/>
+                    </a:prstGeom>
+                  </pic:spPr>
+                </pic:pic>
+              </a:graphicData>
+            </a:graphic>
+          </wp:inline>
+        </w:drawing>
+      </w:r>
+    </w:p>
+    <w:p>
+      <w:pPr>
+        <w:pStyle w:val="ab"/>
+        <w:rPr>
+          <w:lang w:val="en-US"/>
+        </w:rPr>
+      </w:pPr>
+      <w:r>
+        <w:t>Рисунок</w:t>
+      </w:r>
+      <w:r>
+        <w:rPr>
+          <w:lang w:val="en-US"/>
+        </w:rPr>
+        <w:t xml:space="preserve"> </w:t>
+      </w:r>
+      <w:r>
+        <w:fldChar w:fldCharType="begin"/>
+      </w:r>
+      <w:r>
+        <w:rPr>
+          <w:lang w:val="en-US"/>
+        </w:rPr>
+        <w:instrText xml:space="preserve"> </w:instrText>
+      </w:r>
+      <w:r>
+        <w:rPr>
+          <w:lang w:val="en-US"/>
+        </w:rPr>
+        <w:instrText>SEQ</w:instrText>
+      </w:r>
+      <w:r>
+        <w:rPr>
+          <w:lang w:val="en-US"/>
+        </w:rPr>
+        <w:instrText xml:space="preserve"> </w:instrText>
+      </w:r>
+      <w:r>
+        <w:instrText>Рисунок</w:instrText>
+      </w:r>
+      <w:r>
+        <w:rPr>
+          <w:lang w:val="en-US"/>
+        </w:rPr>
+        <w:instrText xml:space="preserve"> \* </w:instrText>
+      </w:r>
+      <w:r>
+        <w:rPr>
+          <w:lang w:val="en-US"/>
+        </w:rPr>
+        <w:instrText>ARABIC</w:instrText>
+      </w:r>
+      <w:r>
+        <w:rPr>
+          <w:lang w:val="en-US"/>
+        </w:rPr>
+        <w:instrText xml:space="preserve"> </w:instrText>
+      </w:r>
+      <w:r>
+        <w:fldChar w:fldCharType="separate"/>
+      </w:r>
+      <w:r>
+        <w:rPr>
+          <w:noProof/>
+          <w:lang w:val="en-US"/>
+        </w:rPr>
+        <w:t>12</w:t>
+      </w:r>
+      <w:r>
+        <w:fldChar w:fldCharType="end"/>
+      </w:r>
+      <w:r>
+        <w:rPr>
+          <w:lang w:val="en-US"/>
+        </w:rPr>
+        <w:t xml:space="preserve"> - </w:t>
+      </w:r>
+      <w:r>
+        <w:rPr>
+          <w:lang w:val="en-US"/>
+        </w:rPr>
+        <w:t>test</w:t>
+      </w:r>
+      <w:r>
+        <w:rPr>
+          <w:lang w:val="en-US"/>
+        </w:rPr>
+        <w:t>_</w:t>
+      </w:r>
+      <w:r>
+        <w:rPr>
+          <w:lang w:val="en-US"/>
+        </w:rPr>
+        <w:t>user</w:t>
+      </w:r>
+      <w:r>
+        <w:rPr>
+          <w:lang w:val="en-US"/>
+        </w:rPr>
+        <w:t>_</w:t>
+      </w:r>
+      <w:r>
+        <w:rPr>
+          <w:lang w:val="en-US"/>
+        </w:rPr>
+        <w:t>endpoints</w:t>
+      </w:r>
+      <w:r>
+        <w:rPr>
+          <w:lang w:val="en-US"/>
+        </w:rPr>
+        <w:t>.</w:t>
+      </w:r>
+      <w:r>
+        <w:rPr>
+          <w:lang w:val="en-US"/>
+        </w:rPr>
+        <w:t>py</w:t>
+      </w:r>
+    </w:p>
+    <w:p>
+      <w:r>
+        <w:t>Были</w:t>
+      </w:r>
+      <w:r>
+        <w:t xml:space="preserve"> </w:t>
+      </w:r>
+      <w:r>
+        <w:t xml:space="preserve">запущены тесты </w:t>
+      </w:r>
+      <w:proofErr w:type="spellStart"/>
+      <w:r>
+        <w:t>эндпоинтов</w:t>
+      </w:r>
+      <w:proofErr w:type="spellEnd"/>
+      <w:r>
+        <w:t>. Все завершены успешно.</w:t>
+      </w:r>
+    </w:p>
+    <w:p>
+      <w:pPr>
+        <w:keepNext/>
+        <w:ind w:firstLine="0"/>
+      </w:pPr>
+      <w:r>
+        <w:rPr>
+          <w:noProof/>
+        </w:rPr>
+        <w:drawing>
+          <wp:inline distT="0" distB="0" distL="0" distR="0" wp14:anchorId="55C73134" wp14:editId="09F78EE5">
+            <wp:extent cx="5940425" cy="1193800"/>
+            <wp:effectExtent l="0" t="0" r="3175" b="6350"/>
+            <wp:docPr id="22" name="Рисунок 22"/>
+            <wp:cNvGraphicFramePr>
+              <a:graphicFrameLocks xmlns:a="http://schemas.openxmlformats.org/drawingml/2006/main" noChangeAspect="1"/>
+            </wp:cNvGraphicFramePr>
+            <a:graphic xmlns:a="http://schemas.openxmlformats.org/drawingml/2006/main">
+              <a:graphicData uri="http://schemas.openxmlformats.org/drawingml/2006/picture">
+                <pic:pic xmlns:pic="http://schemas.openxmlformats.org/drawingml/2006/picture">
+                  <pic:nvPicPr>
+                    <pic:cNvPr id="1" name=""/>
+                    <pic:cNvPicPr/>
+                  </pic:nvPicPr>
+                  <pic:blipFill>
+                    <a:blip r:embed="rId20"/>
+                    <a:stretch>
+                      <a:fillRect/>
+                    </a:stretch>
+                  </pic:blipFill>
+                  <pic:spPr>
+                    <a:xfrm>
+                      <a:off x="0" y="0"/>
                       <a:ext cx="5940425" cy="1193800"/>
                     </a:xfrm>
                     <a:prstGeom prst="rect">
@@ -3030,7 +3427,7 @@
         <w:rPr>
           <w:noProof/>
         </w:rPr>
-        <w:t>12</w:t>
+        <w:t>13</w:t>
       </w:r>
       <w:r>
         <w:rPr>
@@ -3039,8 +3436,13 @@
         <w:fldChar w:fldCharType="end"/>
       </w:r>
       <w:r>
-        <w:t xml:space="preserve"> - успешное тестирование эндпоинтов</w:t>
-      </w:r>
+        <w:t xml:space="preserve"> - успешное тестирование </w:t>
+      </w:r>
+      <w:proofErr w:type="spellStart"/>
+      <w:r>
+        <w:t>эндпоинтов</w:t>
+      </w:r>
+      <w:proofErr w:type="spellEnd"/>
     </w:p>
     <w:p>
       <w:pPr>
@@ -3070,8 +3472,13 @@
           <w:numId w:val="21"/>
         </w:numPr>
       </w:pPr>
-      <w:r>
-        <w:t xml:space="preserve">TestClient создает тестовый HTTP-клиент для взаимодействия с приложением. Его преимущества: упрощенный API для </w:t>
+      <w:proofErr w:type="spellStart"/>
+      <w:r>
+        <w:t>TestClient</w:t>
+      </w:r>
+      <w:proofErr w:type="spellEnd"/>
+      <w:r>
+        <w:t xml:space="preserve"> создает тестовый HTTP-клиент для взаимодействия с приложением. Его преимущества: упрощенный API для </w:t>
       </w:r>
       <w:r>
         <w:lastRenderedPageBreak/>
@@ -3111,7 +3518,15 @@
         </w:numPr>
       </w:pPr>
       <w:r>
-        <w:t>Создать заказ, когда некоторые product_id не существуют (должно игнорироваться или вернуть ошибку в зависимости от бизнес-логики).</w:t>
+        <w:t xml:space="preserve">Создать заказ, когда некоторые </w:t>
+      </w:r>
+      <w:proofErr w:type="spellStart"/>
+      <w:r>
+        <w:t>product_id</w:t>
+      </w:r>
+      <w:proofErr w:type="spellEnd"/>
+      <w:r>
+        <w:t xml:space="preserve"> не существуют (должно игнорироваться или вернуть ошибку в зависимости от бизнес-логики).</w:t>
       </w:r>
     </w:p>
     <w:p>
@@ -3123,7 +3538,23 @@
         </w:numPr>
       </w:pPr>
       <w:r>
-        <w:t>Создать заказ с дублирующимися product_id (не дублировать позиции в заказе).</w:t>
+        <w:t xml:space="preserve">Создать заказ с </w:t>
+      </w:r>
+      <w:proofErr w:type="spellStart"/>
+      <w:r>
+        <w:t>дублирующимися</w:t>
+      </w:r>
+      <w:proofErr w:type="spellEnd"/>
+      <w:r>
+        <w:t xml:space="preserve"> </w:t>
+      </w:r>
+      <w:proofErr w:type="spellStart"/>
+      <w:r>
+        <w:t>product_id</w:t>
+      </w:r>
+      <w:proofErr w:type="spellEnd"/>
+      <w:r>
+        <w:t xml:space="preserve"> (не дублировать позиции в заказе).</w:t>
       </w:r>
     </w:p>
     <w:p>
@@ -3171,13 +3602,77 @@
         </w:numPr>
       </w:pPr>
       <w:r>
-        <w:t>При тестировании пагинации необходимо проверить корректность выборки данных: что при заданных page и count возвращаются именно те элементы, которые должны быть на указанной странице (формула смещения offset = (page - 1) * count), и количество элементов не превышает размер страницы. Важно убедиться, что результаты имеют детерминированный порядок (например, ORDER BY id), иначе при повторных запросах могут возвращаться разные элементы.</w:t>
+        <w:t xml:space="preserve">При тестировании пагинации необходимо проверить корректность выборки данных: что при заданных </w:t>
+      </w:r>
+      <w:proofErr w:type="spellStart"/>
+      <w:r>
+        <w:t>page</w:t>
+      </w:r>
+      <w:proofErr w:type="spellEnd"/>
+      <w:r>
+        <w:t xml:space="preserve"> и </w:t>
+      </w:r>
+      <w:proofErr w:type="spellStart"/>
+      <w:r>
+        <w:t>count</w:t>
+      </w:r>
+      <w:proofErr w:type="spellEnd"/>
+      <w:r>
+        <w:t xml:space="preserve"> возвращаются именно те элементы, которые должны быть на указанной странице (формула смещения </w:t>
+      </w:r>
+      <w:proofErr w:type="spellStart"/>
+      <w:r>
+        <w:t>offset</w:t>
+      </w:r>
+      <w:proofErr w:type="spellEnd"/>
+      <w:r>
+        <w:t xml:space="preserve"> = (</w:t>
+      </w:r>
+      <w:proofErr w:type="spellStart"/>
+      <w:r>
+        <w:t>page</w:t>
+      </w:r>
+      <w:proofErr w:type="spellEnd"/>
+      <w:r>
+        <w:t xml:space="preserve"> - 1) * </w:t>
+      </w:r>
+      <w:proofErr w:type="spellStart"/>
+      <w:r>
+        <w:t>count</w:t>
+      </w:r>
+      <w:proofErr w:type="spellEnd"/>
+      <w:r>
+        <w:t xml:space="preserve">), и количество элементов не превышает размер страницы. Важно убедиться, что результаты имеют детерминированный порядок (например, ORDER BY </w:t>
+      </w:r>
+      <w:proofErr w:type="spellStart"/>
+      <w:r>
+        <w:t>id</w:t>
+      </w:r>
+      <w:proofErr w:type="spellEnd"/>
+      <w:r>
+        <w:t>), иначе при повторных запросах могут возвращаться разные элементы.</w:t>
       </w:r>
       <w:r>
         <w:br/>
       </w:r>
       <w:r>
-        <w:t>Граничные случаи включают: первую и последнюю страницу, запрос страницы за пределами диапазона (должен вернуться пустой список), нулевой или отрицательный count (валидация параметров), очень большое значение count (должен быть максимальный лимит).</w:t>
+        <w:t xml:space="preserve">Граничные случаи включают: первую и последнюю страницу, запрос страницы за пределами диапазона (должен вернуться пустой список), нулевой или отрицательный </w:t>
+      </w:r>
+      <w:proofErr w:type="spellStart"/>
+      <w:r>
+        <w:t>count</w:t>
+      </w:r>
+      <w:proofErr w:type="spellEnd"/>
+      <w:r>
+        <w:t xml:space="preserve"> (валидация параметров), очень большое значение </w:t>
+      </w:r>
+      <w:proofErr w:type="spellStart"/>
+      <w:r>
+        <w:t>count</w:t>
+      </w:r>
+      <w:proofErr w:type="spellEnd"/>
+      <w:r>
+        <w:t xml:space="preserve"> (должен быть максимальный лимит).</w:t>
       </w:r>
       <w:r>
         <w:br/>
@@ -3199,7 +3694,23 @@
         </w:numPr>
       </w:pPr>
       <w:r>
-        <w:t>Изоляция достигается использованием отдельной БД для каждого теста (или очисткой после каждого), фикстурами со скопом function, избеганием общего состояния между тестами. Это важно, так как позволяет независимо запускать любой тест, получать надежные результаты и быстро идентифицировать проблемы.</w:t>
+        <w:t xml:space="preserve">Изоляция достигается использованием отдельной БД для каждого теста (или очисткой после каждого), </w:t>
+      </w:r>
+      <w:proofErr w:type="spellStart"/>
+      <w:r>
+        <w:t>фикстурами</w:t>
+      </w:r>
+      <w:proofErr w:type="spellEnd"/>
+      <w:r>
+        <w:t xml:space="preserve"> со скопом </w:t>
+      </w:r>
+      <w:proofErr w:type="spellStart"/>
+      <w:r>
+        <w:t>function</w:t>
+      </w:r>
+      <w:proofErr w:type="spellEnd"/>
+      <w:r>
+        <w:t>, избеганием общего состояния между тестами. Это важно, так как позволяет независимо запускать любой тест, получать надежные результаты и быстро идентифицировать проблемы.</w:t>
       </w:r>
     </w:p>
     <w:p>
@@ -3220,30 +3731,58 @@
         <w:rPr>
           <w:lang w:eastAsia="ru-RU"/>
         </w:rPr>
-        <w:t>В ходе работы была реализована настройка тестовой среды с фикстурами, обеспечивающими создание изолированного окружения с тестовой базой данных и сессиями для репозиториев пользователей, продуктов и заказов.</w:t>
-      </w:r>
-    </w:p>
-    <w:p>
-      <w:pPr>
+        <w:t xml:space="preserve">В ходе работы была реализована настройка тестовой среды с </w:t>
+      </w:r>
+      <w:proofErr w:type="spellStart"/>
+      <w:r>
         <w:rPr>
           <w:lang w:eastAsia="ru-RU"/>
         </w:rPr>
-      </w:pPr>
+        <w:t>фикстурами</w:t>
+      </w:r>
+      <w:proofErr w:type="spellEnd"/>
       <w:r>
         <w:rPr>
           <w:lang w:eastAsia="ru-RU"/>
         </w:rPr>
-        <w:t>Были написаны тесты для проверки корректности CRUD-операций репозиториев, сервисного слоя с использованием мок-объектов для эмуляции зависимостей, а также функциональные тесты API через TestClient, позволяющие убедиться в правильной работе маршрутов и логики приложения.</w:t>
+        <w:t>, обеспечивающими создание изолированного окружения с тестовой базой данных и сессиями для репозиториев пользователей, продуктов и заказов.</w:t>
+      </w:r>
+    </w:p>
+    <w:p>
+      <w:pPr>
+        <w:rPr>
+          <w:lang w:eastAsia="ru-RU"/>
+        </w:rPr>
+      </w:pPr>
+      <w:r>
+        <w:rPr>
+          <w:lang w:eastAsia="ru-RU"/>
+        </w:rPr>
+        <w:t xml:space="preserve">Были написаны тесты для проверки корректности CRUD-операций репозиториев, сервисного слоя с использованием мок-объектов для эмуляции зависимостей, а также функциональные тесты API через </w:t>
+      </w:r>
+      <w:proofErr w:type="spellStart"/>
+      <w:r>
+        <w:rPr>
+          <w:lang w:eastAsia="ru-RU"/>
+        </w:rPr>
+        <w:t>TestClient</w:t>
+      </w:r>
+      <w:proofErr w:type="spellEnd"/>
+      <w:r>
+        <w:rPr>
+          <w:lang w:eastAsia="ru-RU"/>
+        </w:rPr>
+        <w:t>, позволяющие убедиться в правильной работе маршрутов и логики приложения.</w:t>
       </w:r>
     </w:p>
     <w:p/>
     <w:sectPr>
-      <w:headerReference w:type="even" r:id="rId19"/>
-      <w:headerReference w:type="default" r:id="rId20"/>
-      <w:footerReference w:type="even" r:id="rId21"/>
-      <w:footerReference w:type="default" r:id="rId22"/>
-      <w:headerReference w:type="first" r:id="rId23"/>
-      <w:footerReference w:type="first" r:id="rId24"/>
+      <w:headerReference w:type="even" r:id="rId21"/>
+      <w:headerReference w:type="default" r:id="rId22"/>
+      <w:footerReference w:type="even" r:id="rId23"/>
+      <w:footerReference w:type="default" r:id="rId24"/>
+      <w:headerReference w:type="first" r:id="rId25"/>
+      <w:footerReference w:type="first" r:id="rId26"/>
       <w:pgSz w:w="11906" w:h="16838"/>
       <w:pgMar w:top="1134" w:right="850" w:bottom="1134" w:left="1701" w:header="708" w:footer="708" w:gutter="0"/>
       <w:cols w:space="708"/>
@@ -4550,6 +5089,119 @@
     </w:lvl>
   </w:abstractNum>
   <w:abstractNum w:abstractNumId="11" w15:restartNumberingAfterBreak="0">
+    <w:nsid w:val="284C2698"/>
+    <w:multiLevelType w:val="hybridMultilevel"/>
+    <w:tmpl w:val="98884002"/>
+    <w:lvl w:ilvl="0" w:tplc="04190001">
+      <w:start w:val="1"/>
+      <w:numFmt w:val="bullet"/>
+      <w:lvlText w:val=""/>
+      <w:lvlJc w:val="left"/>
+      <w:pPr>
+        <w:ind w:left="1429" w:hanging="360"/>
+      </w:pPr>
+      <w:rPr>
+        <w:rFonts w:ascii="Symbol" w:hAnsi="Symbol" w:hint="default"/>
+      </w:rPr>
+    </w:lvl>
+    <w:lvl w:ilvl="1" w:tplc="04190003" w:tentative="1">
+      <w:start w:val="1"/>
+      <w:numFmt w:val="bullet"/>
+      <w:lvlText w:val="o"/>
+      <w:lvlJc w:val="left"/>
+      <w:pPr>
+        <w:ind w:left="2149" w:hanging="360"/>
+      </w:pPr>
+      <w:rPr>
+        <w:rFonts w:ascii="Courier New" w:hAnsi="Courier New" w:cs="Courier New" w:hint="default"/>
+      </w:rPr>
+    </w:lvl>
+    <w:lvl w:ilvl="2" w:tplc="04190005" w:tentative="1">
+      <w:start w:val="1"/>
+      <w:numFmt w:val="bullet"/>
+      <w:lvlText w:val=""/>
+      <w:lvlJc w:val="left"/>
+      <w:pPr>
+        <w:ind w:left="2869" w:hanging="360"/>
+      </w:pPr>
+      <w:rPr>
+        <w:rFonts w:ascii="Wingdings" w:hAnsi="Wingdings" w:hint="default"/>
+      </w:rPr>
+    </w:lvl>
+    <w:lvl w:ilvl="3" w:tplc="04190001" w:tentative="1">
+      <w:start w:val="1"/>
+      <w:numFmt w:val="bullet"/>
+      <w:lvlText w:val=""/>
+      <w:lvlJc w:val="left"/>
+      <w:pPr>
+        <w:ind w:left="3589" w:hanging="360"/>
+      </w:pPr>
+      <w:rPr>
+        <w:rFonts w:ascii="Symbol" w:hAnsi="Symbol" w:hint="default"/>
+      </w:rPr>
+    </w:lvl>
+    <w:lvl w:ilvl="4" w:tplc="04190003" w:tentative="1">
+      <w:start w:val="1"/>
+      <w:numFmt w:val="bullet"/>
+      <w:lvlText w:val="o"/>
+      <w:lvlJc w:val="left"/>
+      <w:pPr>
+        <w:ind w:left="4309" w:hanging="360"/>
+      </w:pPr>
+      <w:rPr>
+        <w:rFonts w:ascii="Courier New" w:hAnsi="Courier New" w:cs="Courier New" w:hint="default"/>
+      </w:rPr>
+    </w:lvl>
+    <w:lvl w:ilvl="5" w:tplc="04190005" w:tentative="1">
+      <w:start w:val="1"/>
+      <w:numFmt w:val="bullet"/>
+      <w:lvlText w:val=""/>
+      <w:lvlJc w:val="left"/>
+      <w:pPr>
+        <w:ind w:left="5029" w:hanging="360"/>
+      </w:pPr>
+      <w:rPr>
+        <w:rFonts w:ascii="Wingdings" w:hAnsi="Wingdings" w:hint="default"/>
+      </w:rPr>
+    </w:lvl>
+    <w:lvl w:ilvl="6" w:tplc="04190001" w:tentative="1">
+      <w:start w:val="1"/>
+      <w:numFmt w:val="bullet"/>
+      <w:lvlText w:val=""/>
+      <w:lvlJc w:val="left"/>
+      <w:pPr>
+        <w:ind w:left="5749" w:hanging="360"/>
+      </w:pPr>
+      <w:rPr>
+        <w:rFonts w:ascii="Symbol" w:hAnsi="Symbol" w:hint="default"/>
+      </w:rPr>
+    </w:lvl>
+    <w:lvl w:ilvl="7" w:tplc="04190003" w:tentative="1">
+      <w:start w:val="1"/>
+      <w:numFmt w:val="bullet"/>
+      <w:lvlText w:val="o"/>
+      <w:lvlJc w:val="left"/>
+      <w:pPr>
+        <w:ind w:left="6469" w:hanging="360"/>
+      </w:pPr>
+      <w:rPr>
+        <w:rFonts w:ascii="Courier New" w:hAnsi="Courier New" w:cs="Courier New" w:hint="default"/>
+      </w:rPr>
+    </w:lvl>
+    <w:lvl w:ilvl="8" w:tplc="04190005" w:tentative="1">
+      <w:start w:val="1"/>
+      <w:numFmt w:val="bullet"/>
+      <w:lvlText w:val=""/>
+      <w:lvlJc w:val="left"/>
+      <w:pPr>
+        <w:ind w:left="7189" w:hanging="360"/>
+      </w:pPr>
+      <w:rPr>
+        <w:rFonts w:ascii="Wingdings" w:hAnsi="Wingdings" w:hint="default"/>
+      </w:rPr>
+    </w:lvl>
+  </w:abstractNum>
+  <w:abstractNum w:abstractNumId="12" w15:restartNumberingAfterBreak="0">
     <w:nsid w:val="2A053065"/>
     <w:multiLevelType w:val="hybridMultilevel"/>
     <w:tmpl w:val="7D94174E"/>
@@ -4662,7 +5314,120 @@
       </w:rPr>
     </w:lvl>
   </w:abstractNum>
-  <w:abstractNum w:abstractNumId="12" w15:restartNumberingAfterBreak="0">
+  <w:abstractNum w:abstractNumId="13" w15:restartNumberingAfterBreak="0">
+    <w:nsid w:val="3B79635A"/>
+    <w:multiLevelType w:val="hybridMultilevel"/>
+    <w:tmpl w:val="944EE6EA"/>
+    <w:lvl w:ilvl="0" w:tplc="04190001">
+      <w:start w:val="1"/>
+      <w:numFmt w:val="bullet"/>
+      <w:lvlText w:val=""/>
+      <w:lvlJc w:val="left"/>
+      <w:pPr>
+        <w:ind w:left="1429" w:hanging="360"/>
+      </w:pPr>
+      <w:rPr>
+        <w:rFonts w:ascii="Symbol" w:hAnsi="Symbol" w:hint="default"/>
+      </w:rPr>
+    </w:lvl>
+    <w:lvl w:ilvl="1" w:tplc="04190003" w:tentative="1">
+      <w:start w:val="1"/>
+      <w:numFmt w:val="bullet"/>
+      <w:lvlText w:val="o"/>
+      <w:lvlJc w:val="left"/>
+      <w:pPr>
+        <w:ind w:left="2149" w:hanging="360"/>
+      </w:pPr>
+      <w:rPr>
+        <w:rFonts w:ascii="Courier New" w:hAnsi="Courier New" w:cs="Courier New" w:hint="default"/>
+      </w:rPr>
+    </w:lvl>
+    <w:lvl w:ilvl="2" w:tplc="04190005" w:tentative="1">
+      <w:start w:val="1"/>
+      <w:numFmt w:val="bullet"/>
+      <w:lvlText w:val=""/>
+      <w:lvlJc w:val="left"/>
+      <w:pPr>
+        <w:ind w:left="2869" w:hanging="360"/>
+      </w:pPr>
+      <w:rPr>
+        <w:rFonts w:ascii="Wingdings" w:hAnsi="Wingdings" w:hint="default"/>
+      </w:rPr>
+    </w:lvl>
+    <w:lvl w:ilvl="3" w:tplc="04190001" w:tentative="1">
+      <w:start w:val="1"/>
+      <w:numFmt w:val="bullet"/>
+      <w:lvlText w:val=""/>
+      <w:lvlJc w:val="left"/>
+      <w:pPr>
+        <w:ind w:left="3589" w:hanging="360"/>
+      </w:pPr>
+      <w:rPr>
+        <w:rFonts w:ascii="Symbol" w:hAnsi="Symbol" w:hint="default"/>
+      </w:rPr>
+    </w:lvl>
+    <w:lvl w:ilvl="4" w:tplc="04190003" w:tentative="1">
+      <w:start w:val="1"/>
+      <w:numFmt w:val="bullet"/>
+      <w:lvlText w:val="o"/>
+      <w:lvlJc w:val="left"/>
+      <w:pPr>
+        <w:ind w:left="4309" w:hanging="360"/>
+      </w:pPr>
+      <w:rPr>
+        <w:rFonts w:ascii="Courier New" w:hAnsi="Courier New" w:cs="Courier New" w:hint="default"/>
+      </w:rPr>
+    </w:lvl>
+    <w:lvl w:ilvl="5" w:tplc="04190005" w:tentative="1">
+      <w:start w:val="1"/>
+      <w:numFmt w:val="bullet"/>
+      <w:lvlText w:val=""/>
+      <w:lvlJc w:val="left"/>
+      <w:pPr>
+        <w:ind w:left="5029" w:hanging="360"/>
+      </w:pPr>
+      <w:rPr>
+        <w:rFonts w:ascii="Wingdings" w:hAnsi="Wingdings" w:hint="default"/>
+      </w:rPr>
+    </w:lvl>
+    <w:lvl w:ilvl="6" w:tplc="04190001" w:tentative="1">
+      <w:start w:val="1"/>
+      <w:numFmt w:val="bullet"/>
+      <w:lvlText w:val=""/>
+      <w:lvlJc w:val="left"/>
+      <w:pPr>
+        <w:ind w:left="5749" w:hanging="360"/>
+      </w:pPr>
+      <w:rPr>
+        <w:rFonts w:ascii="Symbol" w:hAnsi="Symbol" w:hint="default"/>
+      </w:rPr>
+    </w:lvl>
+    <w:lvl w:ilvl="7" w:tplc="04190003" w:tentative="1">
+      <w:start w:val="1"/>
+      <w:numFmt w:val="bullet"/>
+      <w:lvlText w:val="o"/>
+      <w:lvlJc w:val="left"/>
+      <w:pPr>
+        <w:ind w:left="6469" w:hanging="360"/>
+      </w:pPr>
+      <w:rPr>
+        <w:rFonts w:ascii="Courier New" w:hAnsi="Courier New" w:cs="Courier New" w:hint="default"/>
+      </w:rPr>
+    </w:lvl>
+    <w:lvl w:ilvl="8" w:tplc="04190005" w:tentative="1">
+      <w:start w:val="1"/>
+      <w:numFmt w:val="bullet"/>
+      <w:lvlText w:val=""/>
+      <w:lvlJc w:val="left"/>
+      <w:pPr>
+        <w:ind w:left="7189" w:hanging="360"/>
+      </w:pPr>
+      <w:rPr>
+        <w:rFonts w:ascii="Wingdings" w:hAnsi="Wingdings" w:hint="default"/>
+      </w:rPr>
+    </w:lvl>
+  </w:abstractNum>
+  <w:abstractNum w:abstractNumId="14" w15:restartNumberingAfterBreak="0">
     <w:nsid w:val="3C0F5312"/>
     <w:multiLevelType w:val="hybridMultilevel"/>
     <w:tmpl w:val="86E47102"/>
@@ -4751,7 +5516,7 @@
       </w:pPr>
     </w:lvl>
   </w:abstractNum>
-  <w:abstractNum w:abstractNumId="13" w15:restartNumberingAfterBreak="0">
+  <w:abstractNum w:abstractNumId="15" w15:restartNumberingAfterBreak="0">
     <w:nsid w:val="3E630FDC"/>
     <w:multiLevelType w:val="hybridMultilevel"/>
     <w:tmpl w:val="2FDC6F06"/>
@@ -4841,7 +5606,7 @@
       </w:pPr>
     </w:lvl>
   </w:abstractNum>
-  <w:abstractNum w:abstractNumId="14" w15:restartNumberingAfterBreak="0">
+  <w:abstractNum w:abstractNumId="16" w15:restartNumberingAfterBreak="0">
     <w:nsid w:val="40787410"/>
     <w:multiLevelType w:val="hybridMultilevel"/>
     <w:tmpl w:val="BFA6D87A"/>
@@ -4954,7 +5719,7 @@
       </w:rPr>
     </w:lvl>
   </w:abstractNum>
-  <w:abstractNum w:abstractNumId="15" w15:restartNumberingAfterBreak="0">
+  <w:abstractNum w:abstractNumId="17" w15:restartNumberingAfterBreak="0">
     <w:nsid w:val="441F0B57"/>
     <w:multiLevelType w:val="hybridMultilevel"/>
     <w:tmpl w:val="8012962E"/>
@@ -5067,7 +5832,7 @@
       </w:rPr>
     </w:lvl>
   </w:abstractNum>
-  <w:abstractNum w:abstractNumId="16" w15:restartNumberingAfterBreak="0">
+  <w:abstractNum w:abstractNumId="18" w15:restartNumberingAfterBreak="0">
     <w:nsid w:val="45E0615C"/>
     <w:multiLevelType w:val="hybridMultilevel"/>
     <w:tmpl w:val="B05ADA16"/>
@@ -5180,7 +5945,7 @@
       </w:rPr>
     </w:lvl>
   </w:abstractNum>
-  <w:abstractNum w:abstractNumId="17" w15:restartNumberingAfterBreak="0">
+  <w:abstractNum w:abstractNumId="19" w15:restartNumberingAfterBreak="0">
     <w:nsid w:val="50700CEC"/>
     <w:multiLevelType w:val="hybridMultilevel"/>
     <w:tmpl w:val="EBACC2B8"/>
@@ -5269,7 +6034,7 @@
       </w:pPr>
     </w:lvl>
   </w:abstractNum>
-  <w:abstractNum w:abstractNumId="18" w15:restartNumberingAfterBreak="0">
+  <w:abstractNum w:abstractNumId="20" w15:restartNumberingAfterBreak="0">
     <w:nsid w:val="5A2918C7"/>
     <w:multiLevelType w:val="hybridMultilevel"/>
     <w:tmpl w:val="78A61990"/>
@@ -5382,7 +6147,7 @@
       </w:rPr>
     </w:lvl>
   </w:abstractNum>
-  <w:abstractNum w:abstractNumId="19" w15:restartNumberingAfterBreak="0">
+  <w:abstractNum w:abstractNumId="21" w15:restartNumberingAfterBreak="0">
     <w:nsid w:val="5B5B788C"/>
     <w:multiLevelType w:val="multilevel"/>
     <w:tmpl w:val="BB400AD8"/>
@@ -5495,7 +6260,7 @@
       </w:pPr>
     </w:lvl>
   </w:abstractNum>
-  <w:abstractNum w:abstractNumId="20" w15:restartNumberingAfterBreak="0">
+  <w:abstractNum w:abstractNumId="22" w15:restartNumberingAfterBreak="0">
     <w:nsid w:val="5F4653CC"/>
     <w:multiLevelType w:val="hybridMultilevel"/>
     <w:tmpl w:val="21D8A144"/>
@@ -5608,7 +6373,7 @@
       </w:rPr>
     </w:lvl>
   </w:abstractNum>
-  <w:abstractNum w:abstractNumId="21" w15:restartNumberingAfterBreak="0">
+  <w:abstractNum w:abstractNumId="23" w15:restartNumberingAfterBreak="0">
     <w:nsid w:val="6191479B"/>
     <w:multiLevelType w:val="hybridMultilevel"/>
     <w:tmpl w:val="197CEED4"/>
@@ -5697,7 +6462,7 @@
       </w:pPr>
     </w:lvl>
   </w:abstractNum>
-  <w:abstractNum w:abstractNumId="22" w15:restartNumberingAfterBreak="0">
+  <w:abstractNum w:abstractNumId="24" w15:restartNumberingAfterBreak="0">
     <w:nsid w:val="6C5E307B"/>
     <w:multiLevelType w:val="hybridMultilevel"/>
     <w:tmpl w:val="32FA1B4A"/>
@@ -5810,7 +6575,7 @@
       </w:rPr>
     </w:lvl>
   </w:abstractNum>
-  <w:abstractNum w:abstractNumId="23" w15:restartNumberingAfterBreak="0">
+  <w:abstractNum w:abstractNumId="25" w15:restartNumberingAfterBreak="0">
     <w:nsid w:val="6D4B19D2"/>
     <w:multiLevelType w:val="hybridMultilevel"/>
     <w:tmpl w:val="9E2A2BFE"/>
@@ -5923,7 +6688,7 @@
       </w:rPr>
     </w:lvl>
   </w:abstractNum>
-  <w:abstractNum w:abstractNumId="24" w15:restartNumberingAfterBreak="0">
+  <w:abstractNum w:abstractNumId="26" w15:restartNumberingAfterBreak="0">
     <w:nsid w:val="74605A8D"/>
     <w:multiLevelType w:val="multilevel"/>
     <w:tmpl w:val="04190025"/>
@@ -6018,7 +6783,7 @@
       </w:pPr>
     </w:lvl>
   </w:abstractNum>
-  <w:abstractNum w:abstractNumId="25" w15:restartNumberingAfterBreak="0">
+  <w:abstractNum w:abstractNumId="27" w15:restartNumberingAfterBreak="0">
     <w:nsid w:val="79992872"/>
     <w:multiLevelType w:val="multilevel"/>
     <w:tmpl w:val="198C7DC2"/>
@@ -6107,7 +6872,7 @@
       </w:pPr>
     </w:lvl>
   </w:abstractNum>
-  <w:abstractNum w:abstractNumId="26" w15:restartNumberingAfterBreak="0">
+  <w:abstractNum w:abstractNumId="28" w15:restartNumberingAfterBreak="0">
     <w:nsid w:val="7FD97571"/>
     <w:multiLevelType w:val="hybridMultilevel"/>
     <w:tmpl w:val="638C668C"/>
@@ -6221,13 +6986,13 @@
     </w:lvl>
   </w:abstractNum>
   <w:num w:numId="1">
-    <w:abstractNumId w:val="24"/>
+    <w:abstractNumId w:val="26"/>
   </w:num>
   <w:num w:numId="2">
     <w:abstractNumId w:val="6"/>
   </w:num>
   <w:num w:numId="3">
-    <w:abstractNumId w:val="25"/>
+    <w:abstractNumId w:val="27"/>
   </w:num>
   <w:num w:numId="4">
     <w:abstractNumId w:val="9"/>
@@ -6239,19 +7004,19 @@
     <w:abstractNumId w:val="2"/>
   </w:num>
   <w:num w:numId="6">
-    <w:abstractNumId w:val="13"/>
+    <w:abstractNumId w:val="15"/>
   </w:num>
   <w:num w:numId="7">
-    <w:abstractNumId w:val="17"/>
+    <w:abstractNumId w:val="19"/>
   </w:num>
   <w:num w:numId="8">
-    <w:abstractNumId w:val="21"/>
+    <w:abstractNumId w:val="23"/>
   </w:num>
   <w:num w:numId="9">
     <w:abstractNumId w:val="4"/>
   </w:num>
   <w:num w:numId="10">
-    <w:abstractNumId w:val="19"/>
+    <w:abstractNumId w:val="21"/>
   </w:num>
   <w:num w:numId="11">
     <w:abstractNumId w:val="8"/>
@@ -6260,49 +7025,55 @@
     <w:abstractNumId w:val="10"/>
   </w:num>
   <w:num w:numId="13">
-    <w:abstractNumId w:val="14"/>
+    <w:abstractNumId w:val="16"/>
   </w:num>
   <w:num w:numId="14">
-    <w:abstractNumId w:val="11"/>
+    <w:abstractNumId w:val="12"/>
   </w:num>
   <w:num w:numId="15">
-    <w:abstractNumId w:val="18"/>
+    <w:abstractNumId w:val="20"/>
   </w:num>
   <w:num w:numId="16">
     <w:abstractNumId w:val="5"/>
   </w:num>
   <w:num w:numId="17">
-    <w:abstractNumId w:val="22"/>
+    <w:abstractNumId w:val="24"/>
   </w:num>
   <w:num w:numId="18">
-    <w:abstractNumId w:val="15"/>
+    <w:abstractNumId w:val="17"/>
   </w:num>
   <w:num w:numId="19">
-    <w:abstractNumId w:val="23"/>
+    <w:abstractNumId w:val="25"/>
   </w:num>
   <w:num w:numId="20">
     <w:abstractNumId w:val="3"/>
   </w:num>
   <w:num w:numId="21">
-    <w:abstractNumId w:val="12"/>
+    <w:abstractNumId w:val="14"/>
   </w:num>
   <w:num w:numId="22">
     <w:abstractNumId w:val="1"/>
   </w:num>
   <w:num w:numId="23">
-    <w:abstractNumId w:val="26"/>
+    <w:abstractNumId w:val="28"/>
   </w:num>
   <w:num w:numId="24">
-    <w:abstractNumId w:val="16"/>
+    <w:abstractNumId w:val="18"/>
   </w:num>
   <w:num w:numId="25">
     <w:abstractNumId w:val="0"/>
   </w:num>
   <w:num w:numId="26">
-    <w:abstractNumId w:val="20"/>
+    <w:abstractNumId w:val="22"/>
   </w:num>
   <w:num w:numId="27">
     <w:abstractNumId w:val="7"/>
+  </w:num>
+  <w:num w:numId="28">
+    <w:abstractNumId w:val="13"/>
+  </w:num>
+  <w:num w:numId="29">
+    <w:abstractNumId w:val="11"/>
   </w:num>
 </w:numbering>
 </file>

--- a/lr4.docx
+++ b/lr4.docx
@@ -3092,23 +3092,11 @@
       <w:r>
         <w:t xml:space="preserve">Тестирование </w:t>
       </w:r>
-      <w:r>
-        <w:rPr>
-          <w:lang w:val="en-US"/>
-        </w:rPr>
-        <w:t>API</w:t>
-      </w:r>
-      <w:r>
-        <w:t xml:space="preserve"> (</w:t>
-      </w:r>
       <w:proofErr w:type="spellStart"/>
       <w:r>
         <w:t>эндпоинтов</w:t>
       </w:r>
       <w:proofErr w:type="spellEnd"/>
-      <w:r>
-        <w:t>)</w:t>
-      </w:r>
     </w:p>
     <w:p>
       <w:pPr>
@@ -3180,16 +3168,12 @@
         <w:ind w:firstLine="0"/>
       </w:pPr>
       <w:r>
-        <w:rPr>
-          <w:noProof/>
-          <w:lang w:val="en-US"/>
-        </w:rPr>
         <w:lastRenderedPageBreak/>
         <w:drawing>
-          <wp:inline distT="0" distB="0" distL="0" distR="0" wp14:anchorId="622D25CF" wp14:editId="06D5D49C">
-            <wp:extent cx="5940425" cy="4481195"/>
+          <wp:inline distT="0" distB="0" distL="0" distR="0" wp14:anchorId="436804C2" wp14:editId="12482D47">
+            <wp:extent cx="5940425" cy="5544185"/>
             <wp:effectExtent l="0" t="0" r="3175" b="0"/>
-            <wp:docPr id="21" name="Рисунок 21"/>
+            <wp:docPr id="23" name="Рисунок 23"/>
             <wp:cNvGraphicFramePr>
               <a:graphicFrameLocks xmlns:a="http://schemas.openxmlformats.org/drawingml/2006/main" noChangeAspect="1"/>
             </wp:cNvGraphicFramePr>
@@ -3209,7 +3193,7 @@
                   <pic:spPr>
                     <a:xfrm>
                       <a:off x="0" y="0"/>
-                      <a:ext cx="5940425" cy="4481195"/>
+                      <a:ext cx="5940425" cy="5544185"/>
                     </a:xfrm>
                     <a:prstGeom prst="rect">
                       <a:avLst/>
@@ -3358,7 +3342,13 @@
       </w:r>
       <w:proofErr w:type="spellEnd"/>
       <w:r>
-        <w:t>. Все завершены успешно.</w:t>
+        <w:t xml:space="preserve">. </w:t>
+      </w:r>
+      <w:r>
+        <w:t>В</w:t>
+      </w:r>
+      <w:r>
+        <w:t>се завершены успешно.</w:t>
       </w:r>
     </w:p>
     <w:p>
@@ -3367,14 +3357,11 @@
         <w:ind w:firstLine="0"/>
       </w:pPr>
       <w:r>
-        <w:rPr>
-          <w:noProof/>
-        </w:rPr>
         <w:drawing>
-          <wp:inline distT="0" distB="0" distL="0" distR="0" wp14:anchorId="55C73134" wp14:editId="09F78EE5">
-            <wp:extent cx="5940425" cy="1193800"/>
+          <wp:inline distT="0" distB="0" distL="0" distR="0" wp14:anchorId="5C6092AD" wp14:editId="38643A29">
+            <wp:extent cx="5940425" cy="393700"/>
             <wp:effectExtent l="0" t="0" r="3175" b="6350"/>
-            <wp:docPr id="22" name="Рисунок 22"/>
+            <wp:docPr id="25" name="Рисунок 25"/>
             <wp:cNvGraphicFramePr>
               <a:graphicFrameLocks xmlns:a="http://schemas.openxmlformats.org/drawingml/2006/main" noChangeAspect="1"/>
             </wp:cNvGraphicFramePr>
@@ -3394,7 +3381,7 @@
                   <pic:spPr>
                     <a:xfrm>
                       <a:off x="0" y="0"/>
-                      <a:ext cx="5940425" cy="1193800"/>
+                      <a:ext cx="5940425" cy="393700"/>
                     </a:xfrm>
                     <a:prstGeom prst="rect">
                       <a:avLst/>
@@ -3436,7 +3423,7 @@
         <w:fldChar w:fldCharType="end"/>
       </w:r>
       <w:r>
-        <w:t xml:space="preserve"> - успешное тестирование </w:t>
+        <w:t xml:space="preserve"> - тестирование </w:t>
       </w:r>
       <w:proofErr w:type="spellStart"/>
       <w:r>
@@ -3474,15 +3461,12 @@
       </w:pPr>
       <w:proofErr w:type="spellStart"/>
       <w:r>
+        <w:lastRenderedPageBreak/>
         <w:t>TestClient</w:t>
       </w:r>
       <w:proofErr w:type="spellEnd"/>
       <w:r>
-        <w:t xml:space="preserve"> создает тестовый HTTP-клиент для взаимодействия с приложением. Его преимущества: упрощенный API для </w:t>
-      </w:r>
-      <w:r>
-        <w:lastRenderedPageBreak/>
-        <w:t>тестирования, автоматическая обработка аутентификации, отсутствие необходимости в запуске реального сервера и точное моделирование HTTP-взаимодействия.</w:t>
+        <w:t xml:space="preserve"> создает тестовый HTTP-клиент для взаимодействия с приложением. Его преимущества: упрощенный API для тестирования, автоматическая обработка аутентификации, отсутствие необходимости в запуске реального сервера и точное моделирование HTTP-взаимодействия.</w:t>
       </w:r>
     </w:p>
     <w:p>
@@ -3678,11 +3662,11 @@
         <w:br/>
       </w:r>
       <w:r>
-        <w:t>В проекте реализован тест test_product_pagination.py, который создаёт 25 продуктов, запрашивает вторую страницу с размером 10 элементов и проверяет, что возвращаются элементы с индексами 10-</w:t>
+        <w:t xml:space="preserve">В проекте реализован тест test_product_pagination.py, который </w:t>
       </w:r>
       <w:r>
         <w:lastRenderedPageBreak/>
-        <w:t>19, а также тестирует запросы за пределами диапазона и с нулевым размером страницы.</w:t>
+        <w:t>создаёт 25 продуктов, запрашивает вторую страницу с размером 10 элементов и проверяет, что возвращаются элементы с индексами 10-19, а также тестирует запросы за пределами диапазона и с нулевым размером страницы.</w:t>
       </w:r>
     </w:p>
     <w:p>
@@ -3758,21 +3742,27 @@
         <w:rPr>
           <w:lang w:eastAsia="ru-RU"/>
         </w:rPr>
-        <w:t xml:space="preserve">Были написаны тесты для проверки корректности CRUD-операций репозиториев, сервисного слоя с использованием мок-объектов для эмуляции зависимостей, а также функциональные тесты API через </w:t>
+        <w:t xml:space="preserve">Были написаны тесты для проверки корректности CRUD-операций репозиториев, сервисного слоя с использованием мок-объектов для эмуляции зависимостей, а также функциональные тесты </w:t>
       </w:r>
       <w:proofErr w:type="spellStart"/>
       <w:r>
         <w:rPr>
           <w:lang w:eastAsia="ru-RU"/>
         </w:rPr>
-        <w:t>TestClient</w:t>
+        <w:t>эндпоинтов</w:t>
       </w:r>
       <w:proofErr w:type="spellEnd"/>
       <w:r>
         <w:rPr>
           <w:lang w:eastAsia="ru-RU"/>
         </w:rPr>
-        <w:t>, позволяющие убедиться в правильной работе маршрутов и логики приложения.</w:t>
+        <w:t xml:space="preserve">, </w:t>
+      </w:r>
+      <w:r>
+        <w:rPr>
+          <w:lang w:eastAsia="ru-RU"/>
+        </w:rPr>
+        <w:t>позволяющие убедиться в правильной работе маршрутов и логики приложения.</w:t>
       </w:r>
     </w:p>
     <w:p/>
